--- a/assets/resumes/yo-tenra-en-projects.docx
+++ b/assets/resumes/yo-tenra-en-projects.docx
@@ -29,7 +29,7 @@
             <w:rStyle w:val="Hyperlink"/>
             <w:color w:val="333333"/>
           </w:rPr>
-          <w:t>1@yotenra.com</w:t>
+          <w:t>Portfolio</w:t>
         </w:r>
       </w:hyperlink>
       <w:r>
@@ -42,7 +42,7 @@
             <w:rStyle w:val="Hyperlink"/>
             <w:color w:val="333333"/>
           </w:rPr>
-          <w:t>Portfolio</w:t>
+          <w:t>GitHub</w:t>
         </w:r>
       </w:hyperlink>
       <w:r>
@@ -50,19 +50,6 @@
         <w:t xml:space="preserve"> · </w:t>
       </w:r>
       <w:hyperlink r:id="rId11">
-        <w:r>
-          <w:rPr>
-            <w:rStyle w:val="Hyperlink"/>
-            <w:color w:val="333333"/>
-          </w:rPr>
-          <w:t>GitHub</w:t>
-        </w:r>
-      </w:hyperlink>
-      <w:r>
-        <w:rPr/>
-        <w:t xml:space="preserve"> · </w:t>
-      </w:r>
-      <w:hyperlink r:id="rId12">
         <w:r>
           <w:rPr>
             <w:rStyle w:val="Hyperlink"/>
@@ -84,13 +71,13 @@
     <w:p>
       <w:r>
         <w:rPr/>
-        <w:t>I'm a master's student in Social Informatics at Kansai University. I tend to notice work that has to be explained or repeated each time. I use AI to turn those routines into tools that keep useful records and can improve with use. My earlier experience running a business and working with developers helps me connect the software with what someone actually needs to do.</w:t>
+        <w:t>I'm a master's student in Social Informatics at Kansai University. I notice work that has to be explained or repeated each time, and use AI to turn those routines into tools that keep useful records and improve through use. My earlier experience running a business and working with developers helps me connect software with what someone actually needs to do.</w:t>
       </w:r>
     </w:p>
     <w:p>
       <w:r>
         <w:rPr/>
-        <w:t>I'm looking for opportunities in AI applications, prototyping, and business tools, during my studies or after graduation. Start date by agreement.</w:t>
+        <w:t>I want to take a larger role in identifying needs, designing products, building prototypes, and improving them through feedback. I am seeking opportunities in AI applications, prototyping, and business tools. My preferred start date is October 2027; I can also consider April 2028.</w:t>
       </w:r>
     </w:p>
     <w:p>
@@ -121,7 +108,7 @@
         </w:rPr>
         <w:t xml:space="preserve">Feb–Mar 2026 · </w:t>
       </w:r>
-      <w:hyperlink r:id="rId13">
+      <w:hyperlink r:id="rId12">
         <w:r>
           <w:rPr>
             <w:rStyle w:val="Hyperlink"/>
@@ -135,7 +122,7 @@
     <w:p>
       <w:r>
         <w:rPr/>
-        <w:t>CorpLink-AI turns news files into company-relationship data and matrices for network analysis. To make repeated preparation easier, I built a web workflow with AI assistance: upload files, choose settings, and download results. Local matching and cached names come before model calls, reusing work already done.</w:t>
+        <w:t>CorpLink-AI turns news files into company relationship data and matrices for network analysis. I built a web workflow for repeated data preparation: upload files, choose settings, and download results. Local matching and cached names come before model calls, reusing work already done. This was my first project taking responsibility from requirements through deployment. I consulted Gemini and ChatGPT for code proposals, then integrated and deployed the result myself.</w:t>
       </w:r>
     </w:p>
     <w:p>
@@ -157,7 +144,7 @@
         </w:rPr>
         <w:t xml:space="preserve">Master's research · </w:t>
       </w:r>
-      <w:hyperlink r:id="rId14">
+      <w:hyperlink r:id="rId13">
         <w:r>
           <w:rPr>
             <w:rStyle w:val="Hyperlink"/>
@@ -171,7 +158,7 @@
     <w:p>
       <w:r>
         <w:rPr/>
-        <w:t xml:space="preserve">My research demo links network maps, rankings, and explanations for samples of </w:t>
+        <w:t xml:space="preserve">My research demo links network graphs, rankings, and explanations for samples of </w:t>
       </w:r>
       <w:r>
         <w:rPr>
@@ -181,7 +168,7 @@
       </w:r>
       <w:r>
         <w:rPr/>
-        <w:t>. Readers can compare software that many packages depend on directly with software that connects different parts of a network, using several structural measures.</w:t>
+        <w:t>. Readers can compare packages that many others depend on directly with packages that connect different parts of a network, using several structural measures.</w:t>
       </w:r>
     </w:p>
     <w:p>
@@ -195,8 +182,24 @@
     </w:p>
     <w:p>
       <w:r>
+        <w:rPr>
+          <w:b/>
+        </w:rPr>
+        <w:t>AWS Pass It</w:t>
+      </w:r>
+      <w:r>
         <w:rPr/>
-        <w:t xml:space="preserve">With AI assistance, I build </w:t>
+        <w:t xml:space="preserve"> provides practice for seven AWS certifications, question banks in Chinese, Japanese, and English according to the exam, a three-language interface, mock exam score estimates, mistake review, glossary definitions, and questions I can copy into an AI chat. </w:t>
+      </w:r>
+      <w:r>
+        <w:rPr>
+          <w:b/>
+        </w:rPr>
+        <w:t>CalTracker</w:t>
+      </w:r>
+      <w:r>
+        <w:rPr/>
+        <w:t xml:space="preserve"> estimates energy expenditure from recent intake and weight changes, calculates a daily intake target, and records body measurements. </w:t>
       </w:r>
       <w:r>
         <w:rPr>
@@ -206,27 +209,7 @@
       </w:r>
       <w:r>
         <w:rPr/>
-        <w:t xml:space="preserve"> to connect clothes, orders, outfits, and wear history; </w:t>
-      </w:r>
-      <w:r>
-        <w:rPr>
-          <w:b/>
-        </w:rPr>
-        <w:t>CalTracker</w:t>
-      </w:r>
-      <w:r>
-        <w:rPr/>
-        <w:t xml:space="preserve"> to carry my spreadsheet routine into a food and weight log; and </w:t>
-      </w:r>
-      <w:r>
-        <w:rPr>
-          <w:b/>
-        </w:rPr>
-        <w:t>AWS Pass It</w:t>
-      </w:r>
-      <w:r>
-        <w:rPr/>
-        <w:t xml:space="preserve"> for explanations in Chinese, Japanese, and English and review of missed questions. Everyday use gives me the next thing to improve.</w:t>
+        <w:t xml:space="preserve"> links clothing, storage compartments, wear history, and outfits, showing cost per wear and unworn items. I developed all three with AI assistance from my own daily needs and continue to use and improve them.</w:t>
       </w:r>
     </w:p>
     <w:p>
@@ -241,26 +224,11 @@
     </w:p>
     <w:p>
       <w:pPr>
-        <w:keepNext/>
+        <w:pStyle w:val="Heading2"/>
       </w:pPr>
       <w:r>
-        <w:rPr>
-          <w:b/>
-        </w:rPr>
+        <w:rPr/>
         <w:t>Baseconnect — AI Engineer Intern</w:t>
-      </w:r>
-      <w:r>
-        <w:br/>
-      </w:r>
-      <w:r>
-        <w:rPr/>
-        <w:t>Apr 2026–Present · Part-time</w:t>
-      </w:r>
-    </w:p>
-    <w:p>
-      <w:r>
-        <w:rPr/>
-        <w:t>I investigate company-data issues with engineers and AI tools, compare fixes with source evidence and counterexamples, and help prepare and check historical-data corrections. I also develop a personal work tracker that saves history, next steps, and sources so later AI sessions can pick up earlier work.</w:t>
       </w:r>
     </w:p>
     <w:p>
@@ -271,20 +239,52 @@
         <w:rPr>
           <w:b/>
         </w:rPr>
-        <w:t>Kansai University — Teaching Assistant</w:t>
-      </w:r>
-      <w:r>
-        <w:br/>
-      </w:r>
-      <w:r>
-        <w:rPr/>
-        <w:t>Sep 2025–Present</w:t>
+        <w:t>2026–Present · Part-time</w:t>
       </w:r>
     </w:p>
     <w:p>
+      <w:pPr>
+        <w:pStyle w:val="ListBullet"/>
+      </w:pPr>
       <w:r>
         <w:rPr/>
-        <w:t>I help students with practical classes and provide hardware and software guidance at the student service station, documenting issues and referring them for further support when needed.</w:t>
+        <w:t>Work on company information extraction and data quality, directly handling production data in S3 that is delivered to clients and modifying the production pipeline. Over three months, about 320 working hours, I authored 190 PRs that were merged after colleague review.</w:t>
+      </w:r>
+    </w:p>
+    <w:p>
+      <w:pPr>
+        <w:pStyle w:val="ListBullet"/>
+      </w:pPr>
+      <w:r>
+        <w:rPr/>
+        <w:t>Build reusable transformations for recurring data errors and submit corresponding pipeline fixes to reduce recurrence. I personally execute production corrections after dry runs and backups, then verify the results. In the final month and a half of that period, about 180 hours, I resolved 38 data correction tasks.</w:t>
+      </w:r>
+    </w:p>
+    <w:p>
+      <w:pPr>
+        <w:pStyle w:val="ListBullet"/>
+      </w:pPr>
+      <w:r>
+        <w:rPr/>
+        <w:t>Define problems and goals, assess Claude's findings and code proposals for business fit and risk, and keep acceptance criteria, verification results, and work logs. I built a database-backed workspace for my own use so later AI sessions can continue from these records.</w:t>
+      </w:r>
+    </w:p>
+    <w:p>
+      <w:pPr>
+        <w:pStyle w:val="ListBullet"/>
+      </w:pPr>
+      <w:r>
+        <w:rPr/>
+        <w:t>During this work, accuracy for one data field rose from over 40% to 85%, and its coverage rose from over 30% to 75% (my work records, October 2026).</w:t>
+      </w:r>
+    </w:p>
+    <w:p>
+      <w:pPr>
+        <w:pStyle w:val="Heading2"/>
+      </w:pPr>
+      <w:r>
+        <w:rPr/>
+        <w:t>Kansai University — Teaching Assistant</w:t>
       </w:r>
     </w:p>
     <w:p>
@@ -295,20 +295,39 @@
         <w:rPr>
           <w:b/>
         </w:rPr>
+        <w:t>Sep 2025–Present</w:t>
+      </w:r>
+    </w:p>
+    <w:p>
+      <w:r>
+        <w:rPr/>
+        <w:t>I help students in practical classes and provide hardware and software guidance at the student service station, documenting issues and referring them for further support when needed.</w:t>
+      </w:r>
+    </w:p>
+    <w:p>
+      <w:pPr>
+        <w:pStyle w:val="Heading2"/>
+      </w:pPr>
+      <w:r>
+        <w:rPr/>
         <w:t>Studio Keya_cc — Founder and Operator</w:t>
       </w:r>
+    </w:p>
+    <w:p>
+      <w:pPr>
+        <w:keepNext/>
+      </w:pPr>
       <w:r>
-        <w:br/>
-      </w:r>
-      <w:r>
-        <w:rPr/>
+        <w:rPr>
+          <w:b/>
+        </w:rPr>
         <w:t>Nov 2019–Dec 2025</w:t>
       </w:r>
     </w:p>
     <w:p>
       <w:r>
         <w:rPr/>
-        <w:t xml:space="preserve">I ran an in-game item and currency trading and consulting business: approximately </w:t>
+        <w:t xml:space="preserve">I ran an in-game item and currency trading and consulting business, with approximately </w:t>
       </w:r>
       <w:r>
         <w:rPr>
@@ -328,7 +347,16 @@
       </w:r>
       <w:r>
         <w:rPr/>
-        <w:t>. Videos, guides, service procedures, and customer-support coordination helped connect advice with day-to-day service.</w:t>
+        <w:t>. Videos, guides, analysis of game events, service procedures, and customer-support coordination helped customers compare options and supported daily operations.</w:t>
+      </w:r>
+    </w:p>
+    <w:p>
+      <w:pPr>
+        <w:pStyle w:val="Heading2"/>
+      </w:pPr>
+      <w:r>
+        <w:rPr/>
+        <w:t>Holly Travel Int. Travel Agency — Assistant to the General Manager</w:t>
       </w:r>
     </w:p>
     <w:p>
@@ -339,20 +367,13 @@
         <w:rPr>
           <w:b/>
         </w:rPr>
-        <w:t>Holly Travel Int. Travel Agency — Assistant to the General Manager</w:t>
-      </w:r>
-      <w:r>
-        <w:br/>
-      </w:r>
-      <w:r>
-        <w:rPr/>
         <w:t>Dec 2017–Dec 2021 · Guangzhou, China</w:t>
       </w:r>
     </w:p>
     <w:p>
       <w:r>
         <w:rPr/>
-        <w:t>I translated finance and business needs into requirements for three modules, discussed technical options and schedules with developers, and followed through on testing, revisions, and staff training.</w:t>
+        <w:t>I translated finance and business needs into requirements for three modules covering supplier/distributor APIs and inventory, dynamic pricing and inventory, and employee performance. I discussed technical options and schedules with developers and followed through on testing, revisions, training, and feedback. I also supported overseas coordination and new staff training.</w:t>
       </w:r>
     </w:p>
     <w:p>
@@ -412,7 +433,7 @@
     <w:p>
       <w:r>
         <w:rPr/>
-        <w:t>I use Python, SQL, and Git in AI-assisted development, reading code and making focused changes. AI handles much of the implementation; I define requirements, assess business fit, and organise validation.</w:t>
+        <w:t>I use Python, SQL, and Git in AI-assisted development, reading parts of the code and making focused changes. AI assists much of the implementation; I define requirements, compare approaches, assess business fit and risk, and organize verification.</w:t>
       </w:r>
     </w:p>
     <w:p>
@@ -424,7 +445,7 @@
       </w:r>
       <w:r>
         <w:rPr/>
-        <w:t xml:space="preserve"> Fundamental Information Technology Engineer Examination (Japan), passed May 2024; JLPT N1, Dec 2023; TOEIC Listening &amp; Reading 805, Aug 2022; BEC Higher, Grade C, May 2018. </w:t>
+        <w:t xml:space="preserve"> AWS Certified AI Practitioner, 2026; AWS Certified Cloud Practitioner, 2026; AWS Certified Solutions Architect – Associate, 2026; Fundamental Information Technology Engineer Examination (Japan), passed May 2024; JLPT N1, Dec 2023; TOEIC Listening &amp; Reading 805, Aug 2022; BEC Higher, Grade C, May 2018. </w:t>
       </w:r>
       <w:r>
         <w:rPr>
@@ -437,8 +458,32 @@
         <w:t xml:space="preserve"> Mandarin Chinese and Cantonese.</w:t>
       </w:r>
     </w:p>
+    <w:p>
+      <w:hyperlink r:id="rId14">
+        <w:r>
+          <w:rPr>
+            <w:rStyle w:val="Hyperlink"/>
+            <w:color w:val="333333"/>
+          </w:rPr>
+          <w:t>My toughest development project</w:t>
+        </w:r>
+      </w:hyperlink>
+      <w:r>
+        <w:rPr/>
+        <w:t xml:space="preserve"> · </w:t>
+      </w:r>
+      <w:hyperlink r:id="rId15">
+        <w:r>
+          <w:rPr>
+            <w:rStyle w:val="Hyperlink"/>
+            <w:color w:val="333333"/>
+          </w:rPr>
+          <w:t>Project features and interactive demos</w:t>
+        </w:r>
+      </w:hyperlink>
+    </w:p>
     <w:sectPr>
-      <w:footerReference w:type="default" r:id="rId15"/>
+      <w:footerReference w:type="default" r:id="rId16"/>
       <w:pgSz w:w="12240" w:h="15840"/>
       <w:pgMar w:top="922" w:right="1080" w:bottom="922" w:left="1080" w:header="720" w:footer="510" w:gutter="0"/>
       <w:cols w:space="720"/>
@@ -458,7 +503,7 @@
     <w:r>
       <w:rPr>
         <w:rFonts w:ascii="Arial" w:hAnsi="Arial" w:eastAsia="Noto Sans CJK JP" w:cs="Arial"/>
-        <w:color w:val="191919"/>
+        <w:color w:val="000000"/>
         <w:sz w:val="18"/>
       </w:rPr>
       <w:t xml:space="preserve">Yo Tenra  |  </w:t>
@@ -833,11 +878,11 @@
     <w:rsid w:val="00FC693F"/>
     <w:pPr>
       <w:widowControl/>
-      <w:spacing w:after="100" w:line="269" w:lineRule="auto"/>
+      <w:spacing w:after="40" w:line="259" w:lineRule="auto"/>
     </w:pPr>
     <w:rPr>
       <w:rFonts w:ascii="Arial" w:hAnsi="Arial" w:eastAsia="Noto Sans CJK JP" w:cs="Arial"/>
-      <w:color w:val="191919"/>
+      <w:color w:val="000000"/>
       <w:sz w:val="22"/>
     </w:rPr>
   </w:style>
@@ -896,14 +941,14 @@
     <w:pPr>
       <w:keepNext/>
       <w:keepLines/>
-      <w:spacing w:before="220" w:after="100"/>
+      <w:spacing w:before="120" w:after="80"/>
       <w:outlineLvl w:val="0"/>
     </w:pPr>
     <w:rPr>
       <w:rFonts w:ascii="Arial" w:hAnsi="Arial" w:eastAsia="Noto Sans CJK JP" w:cs="Arial"/>
       <w:b/>
       <w:bCs/>
-      <w:color w:val="191919"/>
+      <w:color w:val="000000"/>
       <w:sz w:val="27"/>
       <w:szCs w:val="28"/>
     </w:rPr>
@@ -920,14 +965,14 @@
     <w:pPr>
       <w:keepNext/>
       <w:keepLines/>
-      <w:spacing w:before="160" w:after="60"/>
+      <w:spacing w:before="100" w:after="60"/>
       <w:outlineLvl w:val="1"/>
     </w:pPr>
     <w:rPr>
       <w:rFonts w:ascii="Arial" w:hAnsi="Arial" w:eastAsia="Noto Sans CJK JP" w:cs="Arial"/>
       <w:b/>
       <w:bCs/>
-      <w:color w:val="191919"/>
+      <w:color w:val="000000"/>
       <w:sz w:val="23"/>
       <w:szCs w:val="26"/>
     </w:rPr>
@@ -1190,7 +1235,7 @@
     <w:rPr>
       <w:rFonts w:ascii="Arial" w:hAnsi="Arial" w:eastAsia="Noto Sans CJK JP" w:cs="Arial"/>
       <w:b/>
-      <w:color w:val="191919"/>
+      <w:color w:val="000000"/>
       <w:spacing w:val="5"/>
       <w:kern w:val="28"/>
       <w:sz w:val="50"/>
@@ -1229,7 +1274,7 @@
       <w:rFonts w:ascii="Arial" w:hAnsi="Arial" w:eastAsia="Noto Sans CJK JP" w:cs="Arial"/>
       <w:i/>
       <w:iCs/>
-      <w:color w:val="191919"/>
+      <w:color w:val="000000"/>
       <w:spacing w:val="15"/>
       <w:sz w:val="22"/>
       <w:szCs w:val="24"/>
@@ -1367,13 +1412,13 @@
       <w:numPr>
         <w:numId w:val="1"/>
       </w:numPr>
-      <w:spacing w:after="80" w:line="269" w:lineRule="auto"/>
+      <w:spacing w:after="40" w:line="259" w:lineRule="auto"/>
       <w:ind w:left="227" w:hanging="170"/>
       <w:contextualSpacing/>
     </w:pPr>
     <w:rPr>
       <w:rFonts w:ascii="Arial" w:hAnsi="Arial" w:eastAsia="Noto Sans CJK JP" w:cs="Arial"/>
-      <w:color w:val="191919"/>
+      <w:color w:val="000000"/>
       <w:sz w:val="22"/>
     </w:rPr>
   </w:style>

--- a/assets/resumes/yo-tenra-en-projects.docx
+++ b/assets/resumes/yo-tenra-en-projects.docx
@@ -27,7 +27,8 @@
         <w:r>
           <w:rPr>
             <w:rStyle w:val="Hyperlink"/>
-            <w:color w:val="333333"/>
+            <w:color w:val="0563C1"/>
+            <w:u w:val="single"/>
           </w:rPr>
           <w:t>Portfolio</w:t>
         </w:r>
@@ -40,7 +41,8 @@
         <w:r>
           <w:rPr>
             <w:rStyle w:val="Hyperlink"/>
-            <w:color w:val="333333"/>
+            <w:color w:val="0563C1"/>
+            <w:u w:val="single"/>
           </w:rPr>
           <w:t>GitHub</w:t>
         </w:r>
@@ -53,7 +55,8 @@
         <w:r>
           <w:rPr>
             <w:rStyle w:val="Hyperlink"/>
-            <w:color w:val="333333"/>
+            <w:color w:val="0563C1"/>
+            <w:u w:val="single"/>
           </w:rPr>
           <w:t>Wantedly</w:t>
         </w:r>
@@ -112,7 +115,8 @@
         <w:r>
           <w:rPr>
             <w:rStyle w:val="Hyperlink"/>
-            <w:color w:val="333333"/>
+            <w:color w:val="0563C1"/>
+            <w:u w:val="single"/>
             <w:b/>
           </w:rPr>
           <w:t>Source code</w:t>
@@ -148,7 +152,8 @@
         <w:r>
           <w:rPr>
             <w:rStyle w:val="Hyperlink"/>
-            <w:color w:val="333333"/>
+            <w:color w:val="0563C1"/>
+            <w:u w:val="single"/>
             <w:b/>
           </w:rPr>
           <w:t>Interactive demo</w:t>
@@ -437,6 +442,9 @@
       </w:r>
     </w:p>
     <w:p>
+      <w:pPr>
+        <w:keepLines/>
+      </w:pPr>
       <w:r>
         <w:rPr>
           <w:b/>
@@ -445,7 +453,28 @@
       </w:r>
       <w:r>
         <w:rPr/>
-        <w:t xml:space="preserve"> AWS Certified AI Practitioner, 2026; AWS Certified Cloud Practitioner, 2026; AWS Certified Solutions Architect – Associate, 2026; Fundamental Information Technology Engineer Examination (Japan), passed May 2024; JLPT N1, Dec 2023; TOEIC Listening &amp; Reading 805, Aug 2022; BEC Higher, Grade C, May 2018. </w:t>
+        <w:t xml:space="preserve"> AWS Certified AI Practitioner, 2026;</w:t>
+      </w:r>
+      <w:r>
+        <w:br/>
+      </w:r>
+      <w:r>
+        <w:rPr/>
+        <w:t>AWS Certified Cloud Practitioner, 2026;</w:t>
+      </w:r>
+      <w:r>
+        <w:br/>
+      </w:r>
+      <w:r>
+        <w:rPr/>
+        <w:t>AWS Certified Solutions Architect – Associate, 2026;</w:t>
+      </w:r>
+      <w:r>
+        <w:br/>
+      </w:r>
+      <w:r>
+        <w:rPr/>
+        <w:t xml:space="preserve">Fundamental Information Technology Engineer Examination (Japan), passed May 2024; JLPT N1, Dec 2023; TOEIC Listening &amp; Reading 805, Aug 2022; BEC Higher, Grade C, May 2018. </w:t>
       </w:r>
       <w:r>
         <w:rPr>
@@ -463,7 +492,8 @@
         <w:r>
           <w:rPr>
             <w:rStyle w:val="Hyperlink"/>
-            <w:color w:val="333333"/>
+            <w:color w:val="0563C1"/>
+            <w:u w:val="single"/>
           </w:rPr>
           <w:t>My toughest development project</w:t>
         </w:r>
@@ -476,7 +506,8 @@
         <w:r>
           <w:rPr>
             <w:rStyle w:val="Hyperlink"/>
-            <w:color w:val="333333"/>
+            <w:color w:val="0563C1"/>
+            <w:u w:val="single"/>
           </w:rPr>
           <w:t>Project features and interactive demos</w:t>
         </w:r>
@@ -878,7 +909,7 @@
     <w:rsid w:val="00FC693F"/>
     <w:pPr>
       <w:widowControl/>
-      <w:spacing w:after="40" w:line="259" w:lineRule="auto"/>
+      <w:spacing w:after="20" w:line="240" w:lineRule="auto"/>
     </w:pPr>
     <w:rPr>
       <w:rFonts w:ascii="Arial" w:hAnsi="Arial" w:eastAsia="Noto Sans CJK JP" w:cs="Arial"/>
@@ -941,7 +972,7 @@
     <w:pPr>
       <w:keepNext/>
       <w:keepLines/>
-      <w:spacing w:before="120" w:after="80"/>
+      <w:spacing w:before="100" w:after="80"/>
       <w:outlineLvl w:val="0"/>
     </w:pPr>
     <w:rPr>
@@ -965,7 +996,7 @@
     <w:pPr>
       <w:keepNext/>
       <w:keepLines/>
-      <w:spacing w:before="100" w:after="60"/>
+      <w:spacing w:before="80" w:after="60"/>
       <w:outlineLvl w:val="1"/>
     </w:pPr>
     <w:rPr>
@@ -1412,7 +1443,7 @@
       <w:numPr>
         <w:numId w:val="1"/>
       </w:numPr>
-      <w:spacing w:after="40" w:line="259" w:lineRule="auto"/>
+      <w:spacing w:after="20" w:line="240" w:lineRule="auto"/>
       <w:ind w:left="227" w:hanging="170"/>
       <w:contextualSpacing/>
     </w:pPr>

--- a/assets/resumes/yo-tenra-en-projects.docx
+++ b/assets/resumes/yo-tenra-en-projects.docx
@@ -220,7 +220,6 @@
     <w:p>
       <w:pPr>
         <w:pStyle w:val="Heading1"/>
-        <w:pageBreakBefore/>
       </w:pPr>
       <w:r>
         <w:rPr/>
@@ -319,9 +318,6 @@
       </w:r>
     </w:p>
     <w:p>
-      <w:pPr>
-        <w:keepNext/>
-      </w:pPr>
       <w:r>
         <w:rPr>
           <w:b/>
@@ -330,29 +326,39 @@
       </w:r>
     </w:p>
     <w:p>
+      <w:pPr>
+        <w:pStyle w:val="ListBullet"/>
+      </w:pPr>
       <w:r>
         <w:rPr/>
-        <w:t xml:space="preserve">I ran an in-game item and currency trading and consulting business, with approximately </w:t>
+        <w:t>Combined Chinese-language game content, reaching approximately 500,000 cumulative video views, with payment assistance, transaction handling, and game support for more than 2,000 unique customers.</w:t>
       </w:r>
-      <w:r>
-        <w:rPr>
-          <w:b/>
-        </w:rPr>
-        <w:t>CNY 15 million in cumulative revenue</w:t>
-      </w:r>
+    </w:p>
+    <w:p>
+      <w:pPr>
+        <w:pStyle w:val="ListBullet"/>
+      </w:pPr>
       <w:r>
         <w:rPr/>
-        <w:t xml:space="preserve"> and </w:t>
+        <w:t>Handled approximately CNY 15 million in cumulative customer payments, including top-ups, and generated more than CNY 3 million in gross profit after gift-card and top-up fulfilment costs, before wages and other operating costs.</w:t>
       </w:r>
-      <w:r>
-        <w:rPr>
-          <w:b/>
-        </w:rPr>
-        <w:t>2,000+ unique customers</w:t>
-      </w:r>
+    </w:p>
+    <w:p>
+      <w:pPr>
+        <w:pStyle w:val="ListBullet"/>
+      </w:pPr>
       <w:r>
         <w:rPr/>
-        <w:t>. Videos, guides, analysis of game events, service procedures, and customer-support coordination helped customers compare options and supported daily operations.</w:t>
+        <w:t>Estimated cumulative net profit was approximately CNY 2.5 million; peak staffing included approximately three interns.</w:t>
+      </w:r>
+    </w:p>
+    <w:p>
+      <w:pPr>
+        <w:pStyle w:val="ListBullet"/>
+      </w:pPr>
+      <w:r>
+        <w:rPr/>
+        <w:t>Contributed to Chinese-language guide graphics, built a guide website, and used expected-value calculations and comparisons of item costs and rewards to recommend event participation and spending plans; delivered version updates through PDFs, structured notes, videos, and subscriber messages.</w:t>
       </w:r>
     </w:p>
     <w:p>
@@ -361,13 +367,10 @@
       </w:pPr>
       <w:r>
         <w:rPr/>
-        <w:t>Holly Travel Int. Travel Agency — Assistant to the General Manager</w:t>
+        <w:t>Holly Travel Int. Travel Agency — Assistant to the CEO (Business Systems &amp; Development Coordination)</w:t>
       </w:r>
     </w:p>
     <w:p>
-      <w:pPr>
-        <w:keepNext/>
-      </w:pPr>
       <w:r>
         <w:rPr>
           <w:b/>
@@ -376,9 +379,30 @@
       </w:r>
     </w:p>
     <w:p>
+      <w:pPr>
+        <w:pStyle w:val="ListBullet"/>
+      </w:pPr>
       <w:r>
         <w:rPr/>
-        <w:t>I translated finance and business needs into requirements for three modules covering supplier/distributor APIs and inventory, dynamic pricing and inventory, and employee performance. I discussed technical options and schedules with developers and followed through on testing, revisions, training, and feedback. I also supported overseas coordination and new staff training.</w:t>
+        <w:t>Directly supported the CEO and coordinated business requirements with approximately 5–10 developers across hotel pricing, distribution, finance and accounting, and performance-based bonus systems.</w:t>
+      </w:r>
+    </w:p>
+    <w:p>
+      <w:pPr>
+        <w:pStyle w:val="ListBullet"/>
+      </w:pPr>
+      <w:r>
+        <w:rPr/>
+        <w:t>Observed sales pricing workflows, gathered requirements, and reconciled business usability with technical feasibility through a UI proposal, a demo, and requirements documents.</w:t>
+      </w:r>
+    </w:p>
+    <w:p>
+      <w:pPr>
+        <w:pStyle w:val="ListBullet"/>
+      </w:pPr>
+      <w:r>
+        <w:rPr/>
+        <w:t>Managed delivery progress using Gantt charts, dependencies, effort, costs, and staff availability; clarified blockers and compared implementation options against the same business goal.</w:t>
       </w:r>
     </w:p>
     <w:p>
